--- a/AI Use Declaration Form.docx
+++ b/AI Use Declaration Form.docx
@@ -89,7 +89,19 @@
         <w:rPr>
           <w:rFonts w:ascii="Times New Roman" w:hAnsi="Times New Roman" w:cs="Times New Roman"/>
         </w:rPr>
-        <w:t xml:space="preserve"> ___________________________________________</w:t>
+        <w:t xml:space="preserve"> _____</w:t>
+      </w:r>
+      <w:r>
+        <w:rPr>
+          <w:rFonts w:ascii="Times New Roman" w:hAnsi="Times New Roman" w:cs="Times New Roman"/>
+        </w:rPr>
+        <w:t>Naima Mohamet Aloula</w:t>
+      </w:r>
+      <w:r>
+        <w:rPr>
+          <w:rFonts w:ascii="Times New Roman" w:hAnsi="Times New Roman" w:cs="Times New Roman"/>
+        </w:rPr>
+        <w:t>_____________________</w:t>
       </w:r>
       <w:r>
         <w:rPr>
@@ -115,13 +127,13 @@
         <w:rPr>
           <w:rFonts w:ascii="Times New Roman" w:hAnsi="Times New Roman" w:cs="Times New Roman"/>
         </w:rPr>
-        <w:t xml:space="preserve"> ___________________________________________</w:t>
-      </w:r>
-      <w:r>
-        <w:rPr>
-          <w:rFonts w:ascii="Times New Roman" w:hAnsi="Times New Roman" w:cs="Times New Roman"/>
-        </w:rPr>
-        <w:t>___________</w:t>
+        <w:t xml:space="preserve"> </w:t>
+      </w:r>
+      <w:r>
+        <w:rPr>
+          <w:rFonts w:ascii="Times New Roman" w:hAnsi="Times New Roman" w:cs="Times New Roman"/>
+        </w:rPr>
+        <w:t xml:space="preserve"> 30722027</w:t>
       </w:r>
       <w:r>
         <w:rPr>
@@ -141,7 +153,22 @@
         <w:rPr>
           <w:rFonts w:ascii="Times New Roman" w:hAnsi="Times New Roman" w:cs="Times New Roman"/>
         </w:rPr>
-        <w:t xml:space="preserve"> ___________________________________________</w:t>
+        <w:t xml:space="preserve"> </w:t>
+      </w:r>
+      <w:hyperlink r:id="rId4" w:history="1">
+        <w:r>
+          <w:rPr>
+            <w:rStyle w:val="Hyperlink"/>
+            <w:rFonts w:ascii="Times New Roman" w:hAnsi="Times New Roman" w:cs="Times New Roman"/>
+          </w:rPr>
+          <w:t>https://github.com/amatullahaloula/ai-course-lab0</w:t>
+        </w:r>
+      </w:hyperlink>
+      <w:r>
+        <w:rPr>
+          <w:rFonts w:ascii="Times New Roman" w:hAnsi="Times New Roman" w:cs="Times New Roman"/>
+        </w:rPr>
+        <w:t xml:space="preserve"> </w:t>
       </w:r>
       <w:r>
         <w:rPr>
@@ -161,13 +188,26 @@
         <w:rPr>
           <w:rFonts w:ascii="Times New Roman" w:hAnsi="Times New Roman" w:cs="Times New Roman"/>
         </w:rPr>
-        <w:t xml:space="preserve"> ___________________________________________</w:t>
-      </w:r>
-      <w:r>
-        <w:rPr>
-          <w:rFonts w:ascii="Times New Roman" w:hAnsi="Times New Roman" w:cs="Times New Roman"/>
-        </w:rPr>
-        <w:t>_______</w:t>
+        <w:t xml:space="preserve"> _</w:t>
+      </w:r>
+      <w:r>
+        <w:rPr>
+          <w:rFonts w:ascii="Times New Roman" w:hAnsi="Times New Roman" w:cs="Times New Roman"/>
+        </w:rPr>
+        <w:t>4</w:t>
+      </w:r>
+      <w:r>
+        <w:rPr>
+          <w:rFonts w:ascii="Times New Roman" w:hAnsi="Times New Roman" w:cs="Times New Roman"/>
+          <w:vertAlign w:val="superscript"/>
+        </w:rPr>
+        <w:t>th</w:t>
+      </w:r>
+      <w:r>
+        <w:rPr>
+          <w:rFonts w:ascii="Times New Roman" w:hAnsi="Times New Roman" w:cs="Times New Roman"/>
+        </w:rPr>
+        <w:t xml:space="preserve"> June, 2026</w:t>
       </w:r>
     </w:p>
     <w:p>
@@ -573,14 +613,12 @@
                 <w:rFonts w:ascii="Times New Roman" w:hAnsi="Times New Roman" w:cs="Times New Roman"/>
               </w:rPr>
             </w:pPr>
-            <w:proofErr w:type="spellStart"/>
             <w:r>
               <w:rPr>
                 <w:rFonts w:ascii="Times New Roman" w:hAnsi="Times New Roman" w:cs="Times New Roman"/>
               </w:rPr>
               <w:t>gemini</w:t>
             </w:r>
-            <w:proofErr w:type="spellEnd"/>
           </w:p>
         </w:tc>
         <w:tc>
@@ -598,21 +636,7 @@
               <w:rPr>
                 <w:rFonts w:ascii="Times New Roman" w:hAnsi="Times New Roman" w:cs="Times New Roman"/>
               </w:rPr>
-              <w:t xml:space="preserve">Google </w:t>
-            </w:r>
-            <w:proofErr w:type="spellStart"/>
-            <w:r>
-              <w:rPr>
-                <w:rFonts w:ascii="Times New Roman" w:hAnsi="Times New Roman" w:cs="Times New Roman"/>
-              </w:rPr>
-              <w:t>colab</w:t>
-            </w:r>
-            <w:proofErr w:type="spellEnd"/>
-            <w:r>
-              <w:rPr>
-                <w:rFonts w:ascii="Times New Roman" w:hAnsi="Times New Roman" w:cs="Times New Roman"/>
-              </w:rPr>
-              <w:t xml:space="preserve"> supporting better suggestion </w:t>
+              <w:t xml:space="preserve">Google colab supporting better suggestion </w:t>
             </w:r>
           </w:p>
         </w:tc>
@@ -650,21 +674,7 @@
               <w:rPr>
                 <w:rFonts w:ascii="Times New Roman" w:hAnsi="Times New Roman" w:cs="Times New Roman"/>
               </w:rPr>
-              <w:t xml:space="preserve">Refactoring the </w:t>
-            </w:r>
-            <w:proofErr w:type="gramStart"/>
-            <w:r>
-              <w:rPr>
-                <w:rFonts w:ascii="Times New Roman" w:hAnsi="Times New Roman" w:cs="Times New Roman"/>
-              </w:rPr>
-              <w:t>code  to</w:t>
-            </w:r>
-            <w:proofErr w:type="gramEnd"/>
-            <w:r>
-              <w:rPr>
-                <w:rFonts w:ascii="Times New Roman" w:hAnsi="Times New Roman" w:cs="Times New Roman"/>
-              </w:rPr>
-              <w:t xml:space="preserve"> be professional and concise </w:t>
+              <w:t xml:space="preserve">Refactoring the code  to be professional and concise </w:t>
             </w:r>
           </w:p>
         </w:tc>
@@ -683,35 +693,7 @@
               <w:rPr>
                 <w:rFonts w:ascii="Times New Roman" w:hAnsi="Times New Roman" w:cs="Times New Roman"/>
               </w:rPr>
-              <w:t xml:space="preserve">I </w:t>
-            </w:r>
-            <w:proofErr w:type="gramStart"/>
-            <w:r>
-              <w:rPr>
-                <w:rFonts w:ascii="Times New Roman" w:hAnsi="Times New Roman" w:cs="Times New Roman"/>
-              </w:rPr>
-              <w:t>run</w:t>
-            </w:r>
-            <w:proofErr w:type="gramEnd"/>
-            <w:r>
-              <w:rPr>
-                <w:rFonts w:ascii="Times New Roman" w:hAnsi="Times New Roman" w:cs="Times New Roman"/>
-              </w:rPr>
-              <w:t xml:space="preserve"> the code to see if I </w:t>
-            </w:r>
-            <w:proofErr w:type="gramStart"/>
-            <w:r>
-              <w:rPr>
-                <w:rFonts w:ascii="Times New Roman" w:hAnsi="Times New Roman" w:cs="Times New Roman"/>
-              </w:rPr>
-              <w:t>get</w:t>
-            </w:r>
-            <w:proofErr w:type="gramEnd"/>
-            <w:r>
-              <w:rPr>
-                <w:rFonts w:ascii="Times New Roman" w:hAnsi="Times New Roman" w:cs="Times New Roman"/>
-              </w:rPr>
-              <w:t xml:space="preserve"> the same output as mine</w:t>
+              <w:t>I run the code to see if I get the same output as mine</w:t>
             </w:r>
           </w:p>
         </w:tc>
@@ -1313,16 +1295,8 @@
               <w:rPr>
                 <w:rFonts w:ascii="Times New Roman" w:hAnsi="Times New Roman" w:cs="Times New Roman"/>
               </w:rPr>
-              <w:t>Lab0_</w:t>
-            </w:r>
-            <w:proofErr w:type="gramStart"/>
-            <w:r>
-              <w:rPr>
-                <w:rFonts w:ascii="Times New Roman" w:hAnsi="Times New Roman" w:cs="Times New Roman"/>
-              </w:rPr>
-              <w:t>exercises.ipynb</w:t>
-            </w:r>
-            <w:proofErr w:type="gramEnd"/>
+              <w:t>Lab0_exercises.ipynb</w:t>
+            </w:r>
           </w:p>
         </w:tc>
       </w:tr>
@@ -1709,7 +1683,6 @@
           <w:rFonts w:ascii="Times New Roman" w:hAnsi="Times New Roman" w:cs="Times New Roman"/>
         </w:rPr>
       </w:pPr>
-      <w:proofErr w:type="gramStart"/>
       <w:r>
         <w:rPr>
           <w:rFonts w:ascii="Times New Roman" w:hAnsi="Times New Roman" w:cs="Times New Roman"/>
@@ -1724,7 +1697,6 @@
         </w:rPr>
         <w:t xml:space="preserve"> _</w:t>
       </w:r>
-      <w:proofErr w:type="gramEnd"/>
       <w:r>
         <w:rPr>
           <w:rFonts w:ascii="Times New Roman" w:hAnsi="Times New Roman" w:cs="Times New Roman"/>
@@ -1742,21 +1714,7 @@
         <w:rPr>
           <w:rFonts w:ascii="Times New Roman" w:hAnsi="Times New Roman" w:cs="Times New Roman"/>
         </w:rPr>
-        <w:t xml:space="preserve"> </w:t>
-      </w:r>
-      <w:proofErr w:type="gramStart"/>
-      <w:r>
-        <w:rPr>
-          <w:rFonts w:ascii="Times New Roman" w:hAnsi="Times New Roman" w:cs="Times New Roman"/>
-        </w:rPr>
-        <w:t>June,</w:t>
-      </w:r>
-      <w:proofErr w:type="gramEnd"/>
-      <w:r>
-        <w:rPr>
-          <w:rFonts w:ascii="Times New Roman" w:hAnsi="Times New Roman" w:cs="Times New Roman"/>
-        </w:rPr>
-        <w:t xml:space="preserve"> 2026</w:t>
+        <w:t xml:space="preserve"> June, 2026</w:t>
       </w:r>
       <w:r>
         <w:rPr>
@@ -2718,6 +2676,29 @@
       </w:tblBorders>
     </w:tblPr>
   </w:style>
+  <w:style w:type="character" w:styleId="Hyperlink">
+    <w:name w:val="Hyperlink"/>
+    <w:basedOn w:val="DefaultParagraphFont"/>
+    <w:uiPriority w:val="99"/>
+    <w:unhideWhenUsed/>
+    <w:rsid w:val="002900FF"/>
+    <w:rPr>
+      <w:color w:val="467886" w:themeColor="hyperlink"/>
+      <w:u w:val="single"/>
+    </w:rPr>
+  </w:style>
+  <w:style w:type="character" w:styleId="UnresolvedMention">
+    <w:name w:val="Unresolved Mention"/>
+    <w:basedOn w:val="DefaultParagraphFont"/>
+    <w:uiPriority w:val="99"/>
+    <w:semiHidden/>
+    <w:unhideWhenUsed/>
+    <w:rsid w:val="002900FF"/>
+    <w:rPr>
+      <w:color w:val="605E5C"/>
+      <w:shd w:val="clear" w:color="auto" w:fill="E1DFDD"/>
+    </w:rPr>
+  </w:style>
 </w:styles>
 </file>
 
